--- a/downloads/documents/04 Units/Unit 03 - Human Development and Relationships - Growing Up, Getting Along/Lesson 03.17 - Babysitting Basics Safety Safe Sleep Emergencies.docx
+++ b/downloads/documents/04 Units/Unit 03 - Human Development and Relationships - Growing Up, Getting Along/Lesson 03.17 - Babysitting Basics Safety Safe Sleep Emergencies.docx
@@ -347,7 +347,7 @@
         <w:t xml:space="preserve">Vocabulary 03.md</w:t>
       </w:r>
       <w:r>
-        <w:t xml:space="preserve">) for Turkish, Portuguese, and Spanish.</w:t>
+        <w:t xml:space="preserve">) for Spanish.</w:t>
       </w:r>
     </w:p>
     <w:p>
@@ -1251,7 +1251,7 @@
         <w:pStyle w:val="Compact"/>
       </w:pPr>
       <w:r>
-        <w:t xml:space="preserve">ELL: the seven rules have a picture each on the slides and the handout; the described home has a simple floor plan sketch next to the text so hazards can be circled on the picture; the emergency card is a form with labels, not prose; the words safe sleep, choking, water, stairs, emergency, and address are listed in Turkish, Portuguese, and Spanish on the handout (to be verified by a native speaker); 911 works in any language and the slide says so.</w:t>
+        <w:t xml:space="preserve">ELL: the seven rules have a picture each on the slides and the handout; the described home has a simple floor plan sketch next to the text so hazards can be circled on the picture; the emergency card is a form with labels, not prose; the words safe sleep, choking, water, stairs, emergency, and address are listed in Spanish on the handout (to be verified by a native speaker); 911 works in any language and the slide says so.</w:t>
       </w:r>
     </w:p>
     <w:p>

--- a/downloads/documents/04 Units/Unit 03 - Human Development and Relationships - Growing Up, Getting Along/Lesson 03.17 - Babysitting Basics Safety Safe Sleep Emergencies.docx
+++ b/downloads/documents/04 Units/Unit 03 - Human Development and Relationships - Growing Up, Getting Along/Lesson 03.17 - Babysitting Basics Safety Safe Sleep Emergencies.docx
@@ -200,7 +200,19 @@
         <w:pStyle w:val="FirstParagraph"/>
       </w:pPr>
       <w:r>
-        <w:t xml:space="preserve">Content standard 4.4 (Demonstrate a safe and healthy learning environment for children, youth and adults) also fits, but its competencies were not extracted in the web research file, so it is not cited as a competency here.</w:t>
+        <w:t xml:space="preserve">Content standard 4.4 (Demonstrate a safe and healthy learning environment for children, youth and adults) also fits, but its competencies are not in</w:t>
+      </w:r>
+      <w:r>
+        <w:t xml:space="preserve"> </w:t>
+      </w:r>
+      <w:r>
+        <w:rPr>
+          <w:rStyle w:val="VerbatimChar"/>
+        </w:rPr>
+        <w:t xml:space="preserve">02 Standards/STANDARDS SOURCES - web research.md</w:t>
+      </w:r>
+      <w:r>
+        <w:t xml:space="preserve">, so it is not cited as a competency here.</w:t>
       </w:r>
     </w:p>
     <w:p>
